--- a/x86/Design Document.docx
+++ b/x86/Design Document.docx
@@ -498,34 +498,6 @@
       </w:pPr>
       <w:r>
         <w:rPr>
-          <w:rtl w:val="0"/>
-        </w:rPr>
-      </w:r>
-    </w:p>
-    <w:p>
-      <w:pPr>
-        <w:rPr>
-          <w:rFonts w:ascii="Times New Roman" w:cs="Times New Roman" w:eastAsia="Times New Roman" w:hAnsi="Times New Roman"/>
-          <w:sz w:val="24"/>
-          <w:szCs w:val="24"/>
-        </w:rPr>
-      </w:pPr>
-      <w:r>
-        <w:rPr>
-          <w:rtl w:val="0"/>
-        </w:rPr>
-      </w:r>
-    </w:p>
-    <w:p>
-      <w:pPr>
-        <w:rPr>
-          <w:rFonts w:ascii="Times New Roman" w:cs="Times New Roman" w:eastAsia="Times New Roman" w:hAnsi="Times New Roman"/>
-          <w:sz w:val="24"/>
-          <w:szCs w:val="24"/>
-        </w:rPr>
-      </w:pPr>
-      <w:r>
-        <w:rPr>
           <w:rFonts w:ascii="Times New Roman" w:cs="Times New Roman" w:eastAsia="Times New Roman" w:hAnsi="Times New Roman"/>
           <w:b w:val="1"/>
           <w:bCs w:val="1"/>
@@ -556,7 +528,7 @@
           <w:szCs w:val="24"/>
           <w:rtl w:val="0"/>
         </w:rPr>
-        <w:t xml:space="preserve">Please adhere to the guidelines and terms outlined in the CS 135 course. Here is the link to the chatbot resource.</w:t>
+        <w:t xml:space="preserve">Please adhere to the guidelines and terms outlined in the CS 218 course. Here is the link to the chatbot resource. Always double check with your instructors for AI use. Rules might’ve been changed after creation of this document and usage of this tool might be newly restricted.</w:t>
       </w:r>
     </w:p>
     <w:p>
@@ -748,12 +720,12 @@
           <wp:inline distB="114300" distT="114300" distL="114300" distR="114300">
             <wp:extent cx="5386388" cy="4224425"/>
             <wp:effectExtent b="0" l="0" r="0" t="0"/>
-            <wp:docPr id="8" name="image2.png"/>
+            <wp:docPr id="4" name="image5.png"/>
             <a:graphic>
               <a:graphicData uri="http://schemas.openxmlformats.org/drawingml/2006/picture">
                 <pic:pic>
                   <pic:nvPicPr>
-                    <pic:cNvPr id="0" name="image2.png"/>
+                    <pic:cNvPr id="0" name="image5.png"/>
                     <pic:cNvPicPr preferRelativeResize="0"/>
                   </pic:nvPicPr>
                   <pic:blipFill>
@@ -933,12 +905,12 @@
           <wp:inline distB="114300" distT="114300" distL="114300" distR="114300">
             <wp:extent cx="5595938" cy="3989696"/>
             <wp:effectExtent b="0" l="0" r="0" t="0"/>
-            <wp:docPr id="10" name="image4.png"/>
+            <wp:docPr id="6" name="image3.png"/>
             <a:graphic>
               <a:graphicData uri="http://schemas.openxmlformats.org/drawingml/2006/picture">
                 <pic:pic>
                   <pic:nvPicPr>
-                    <pic:cNvPr id="0" name="image4.png"/>
+                    <pic:cNvPr id="0" name="image3.png"/>
                     <pic:cNvPicPr preferRelativeResize="0"/>
                   </pic:nvPicPr>
                   <pic:blipFill>
@@ -1054,7 +1026,7 @@
           <w:rtl w:val="0"/>
         </w:rPr>
         <w:br w:type="textWrapping"/>
-        <w:t xml:space="preserve">docker run -it -p 127.0.0.1:8080:8080 -v cs135_data:/home/coder/CS135 seancnc/unlv-cs-ide</w:t>
+        <w:t xml:space="preserve">docker run -it --platform linux/amd64 --name unlv-x86-ide -p 127.0.0.1:8218:8080 -v "$HOME/UNLV/x86-workspace:/home/coder/workspace" seancnc/unlv-x86-ide</w:t>
       </w:r>
     </w:p>
     <w:p>
@@ -1075,12 +1047,12 @@
           <wp:inline distB="114300" distT="114300" distL="114300" distR="114300">
             <wp:extent cx="5943600" cy="1739900"/>
             <wp:effectExtent b="0" l="0" r="0" t="0"/>
-            <wp:docPr id="9" name="image6.png"/>
+            <wp:docPr id="5" name="image4.png"/>
             <a:graphic>
               <a:graphicData uri="http://schemas.openxmlformats.org/drawingml/2006/picture">
                 <pic:pic>
                   <pic:nvPicPr>
-                    <pic:cNvPr id="0" name="image6.png"/>
+                    <pic:cNvPr id="0" name="image4.png"/>
                     <pic:cNvPicPr preferRelativeResize="0"/>
                   </pic:nvPicPr>
                   <pic:blipFill>
@@ -1177,7 +1149,7 @@
           <w:szCs w:val="24"/>
           <w:rtl w:val="0"/>
         </w:rPr>
-        <w:t xml:space="preserve">Click on containers and then on the Port 8080:8080. </w:t>
+        <w:t xml:space="preserve">Click on containers and then on the Port 8218:8080. </w:t>
       </w:r>
     </w:p>
     <w:p>
@@ -1242,14 +1214,14 @@
         </w:rPr>
         <w:drawing>
           <wp:inline distB="114300" distT="114300" distL="114300" distR="114300">
-            <wp:extent cx="5943600" cy="2590800"/>
+            <wp:extent cx="5943600" cy="2565400"/>
             <wp:effectExtent b="0" l="0" r="0" t="0"/>
-            <wp:docPr id="12" name="image5.png"/>
+            <wp:docPr id="1" name="image1.png"/>
             <a:graphic>
               <a:graphicData uri="http://schemas.openxmlformats.org/drawingml/2006/picture">
                 <pic:pic>
                   <pic:nvPicPr>
-                    <pic:cNvPr id="0" name="image5.png"/>
+                    <pic:cNvPr id="0" name="image1.png"/>
                     <pic:cNvPicPr preferRelativeResize="0"/>
                   </pic:nvPicPr>
                   <pic:blipFill>
@@ -1262,7 +1234,7 @@
                   <pic:spPr>
                     <a:xfrm>
                       <a:off x="0" y="0"/>
-                      <a:ext cx="5943600" cy="2590800"/>
+                      <a:ext cx="5943600" cy="2565400"/>
                     </a:xfrm>
                     <a:prstGeom prst="rect"/>
                     <a:ln/>
@@ -1507,14 +1479,14 @@
         </w:rPr>
         <w:drawing>
           <wp:inline distB="114300" distT="114300" distL="114300" distR="114300">
-            <wp:extent cx="5943600" cy="3695700"/>
+            <wp:extent cx="5943600" cy="3733800"/>
             <wp:effectExtent b="0" l="0" r="0" t="0"/>
-            <wp:docPr id="11" name="image3.png"/>
+            <wp:docPr id="3" name="image6.png"/>
             <a:graphic>
               <a:graphicData uri="http://schemas.openxmlformats.org/drawingml/2006/picture">
                 <pic:pic>
                   <pic:nvPicPr>
-                    <pic:cNvPr id="0" name="image3.png"/>
+                    <pic:cNvPr id="0" name="image6.png"/>
                     <pic:cNvPicPr preferRelativeResize="0"/>
                   </pic:nvPicPr>
                   <pic:blipFill>
@@ -1527,7 +1499,7 @@
                   <pic:spPr>
                     <a:xfrm>
                       <a:off x="0" y="0"/>
-                      <a:ext cx="5943600" cy="3695700"/>
+                      <a:ext cx="5943600" cy="3733800"/>
                     </a:xfrm>
                     <a:prstGeom prst="rect"/>
                     <a:ln/>
@@ -1564,6 +1536,156 @@
           <w:rFonts w:ascii="Times New Roman" w:cs="Times New Roman" w:eastAsia="Times New Roman" w:hAnsi="Times New Roman"/>
           <w:sz w:val="24"/>
           <w:szCs w:val="24"/>
+          <w:u w:val="single"/>
+        </w:rPr>
+      </w:pPr>
+      <w:r>
+        <w:rPr>
+          <w:rtl w:val="0"/>
+        </w:rPr>
+      </w:r>
+    </w:p>
+    <w:p>
+      <w:pPr>
+        <w:rPr>
+          <w:rFonts w:ascii="Times New Roman" w:cs="Times New Roman" w:eastAsia="Times New Roman" w:hAnsi="Times New Roman"/>
+          <w:sz w:val="24"/>
+          <w:szCs w:val="24"/>
+          <w:u w:val="single"/>
+        </w:rPr>
+      </w:pPr>
+      <w:r>
+        <w:rPr>
+          <w:rtl w:val="0"/>
+        </w:rPr>
+      </w:r>
+    </w:p>
+    <w:p>
+      <w:pPr>
+        <w:rPr>
+          <w:rFonts w:ascii="Times New Roman" w:cs="Times New Roman" w:eastAsia="Times New Roman" w:hAnsi="Times New Roman"/>
+          <w:sz w:val="24"/>
+          <w:szCs w:val="24"/>
+          <w:u w:val="single"/>
+        </w:rPr>
+      </w:pPr>
+      <w:r>
+        <w:rPr>
+          <w:rtl w:val="0"/>
+        </w:rPr>
+      </w:r>
+    </w:p>
+    <w:p>
+      <w:pPr>
+        <w:rPr>
+          <w:rFonts w:ascii="Times New Roman" w:cs="Times New Roman" w:eastAsia="Times New Roman" w:hAnsi="Times New Roman"/>
+          <w:sz w:val="24"/>
+          <w:szCs w:val="24"/>
+          <w:u w:val="single"/>
+        </w:rPr>
+      </w:pPr>
+      <w:r>
+        <w:rPr>
+          <w:rtl w:val="0"/>
+        </w:rPr>
+      </w:r>
+    </w:p>
+    <w:p>
+      <w:pPr>
+        <w:rPr>
+          <w:rFonts w:ascii="Times New Roman" w:cs="Times New Roman" w:eastAsia="Times New Roman" w:hAnsi="Times New Roman"/>
+          <w:sz w:val="24"/>
+          <w:szCs w:val="24"/>
+          <w:u w:val="single"/>
+        </w:rPr>
+      </w:pPr>
+      <w:r>
+        <w:rPr>
+          <w:rtl w:val="0"/>
+        </w:rPr>
+      </w:r>
+    </w:p>
+    <w:p>
+      <w:pPr>
+        <w:rPr>
+          <w:rFonts w:ascii="Times New Roman" w:cs="Times New Roman" w:eastAsia="Times New Roman" w:hAnsi="Times New Roman"/>
+          <w:sz w:val="24"/>
+          <w:szCs w:val="24"/>
+          <w:u w:val="single"/>
+        </w:rPr>
+      </w:pPr>
+      <w:r>
+        <w:rPr>
+          <w:rtl w:val="0"/>
+        </w:rPr>
+      </w:r>
+    </w:p>
+    <w:p>
+      <w:pPr>
+        <w:rPr>
+          <w:rFonts w:ascii="Times New Roman" w:cs="Times New Roman" w:eastAsia="Times New Roman" w:hAnsi="Times New Roman"/>
+          <w:sz w:val="24"/>
+          <w:szCs w:val="24"/>
+          <w:u w:val="single"/>
+        </w:rPr>
+      </w:pPr>
+      <w:r>
+        <w:rPr>
+          <w:rtl w:val="0"/>
+        </w:rPr>
+      </w:r>
+    </w:p>
+    <w:p>
+      <w:pPr>
+        <w:rPr>
+          <w:rFonts w:ascii="Times New Roman" w:cs="Times New Roman" w:eastAsia="Times New Roman" w:hAnsi="Times New Roman"/>
+          <w:sz w:val="24"/>
+          <w:szCs w:val="24"/>
+          <w:u w:val="single"/>
+        </w:rPr>
+      </w:pPr>
+      <w:r>
+        <w:rPr>
+          <w:rtl w:val="0"/>
+        </w:rPr>
+      </w:r>
+    </w:p>
+    <w:p>
+      <w:pPr>
+        <w:rPr>
+          <w:rFonts w:ascii="Times New Roman" w:cs="Times New Roman" w:eastAsia="Times New Roman" w:hAnsi="Times New Roman"/>
+          <w:sz w:val="24"/>
+          <w:szCs w:val="24"/>
+          <w:u w:val="single"/>
+        </w:rPr>
+      </w:pPr>
+      <w:r>
+        <w:rPr>
+          <w:rtl w:val="0"/>
+        </w:rPr>
+      </w:r>
+    </w:p>
+    <w:p>
+      <w:pPr>
+        <w:rPr>
+          <w:rFonts w:ascii="Times New Roman" w:cs="Times New Roman" w:eastAsia="Times New Roman" w:hAnsi="Times New Roman"/>
+          <w:sz w:val="24"/>
+          <w:szCs w:val="24"/>
+          <w:u w:val="single"/>
+        </w:rPr>
+      </w:pPr>
+      <w:r>
+        <w:rPr>
+          <w:rtl w:val="0"/>
+        </w:rPr>
+      </w:r>
+    </w:p>
+    <w:p>
+      <w:pPr>
+        <w:rPr>
+          <w:rFonts w:ascii="Times New Roman" w:cs="Times New Roman" w:eastAsia="Times New Roman" w:hAnsi="Times New Roman"/>
+          <w:sz w:val="24"/>
+          <w:szCs w:val="24"/>
         </w:rPr>
       </w:pPr>
       <w:r>
@@ -1676,14 +1798,14 @@
         </w:rPr>
         <w:drawing>
           <wp:inline distB="114300" distT="114300" distL="114300" distR="114300">
-            <wp:extent cx="5943600" cy="520700"/>
+            <wp:extent cx="5943600" cy="2616200"/>
             <wp:effectExtent b="0" l="0" r="0" t="0"/>
-            <wp:docPr id="7" name="image1.png"/>
+            <wp:docPr id="2" name="image2.png"/>
             <a:graphic>
               <a:graphicData uri="http://schemas.openxmlformats.org/drawingml/2006/picture">
                 <pic:pic>
                   <pic:nvPicPr>
-                    <pic:cNvPr id="0" name="image1.png"/>
+                    <pic:cNvPr id="0" name="image2.png"/>
                     <pic:cNvPicPr preferRelativeResize="0"/>
                   </pic:nvPicPr>
                   <pic:blipFill>
@@ -1696,7 +1818,7 @@
                   <pic:spPr>
                     <a:xfrm>
                       <a:off x="0" y="0"/>
-                      <a:ext cx="5943600" cy="520700"/>
+                      <a:ext cx="5943600" cy="2616200"/>
                     </a:xfrm>
                     <a:prstGeom prst="rect"/>
                     <a:ln/>
@@ -1871,20 +1993,6 @@
       <w:sz w:val="52"/>
       <w:szCs w:val="52"/>
     </w:rPr>
-  </w:style>
-  <w:style w:type="table" w:styleId="TableNormal" w:default="1">
-    <w:name w:val="TableNormal"/>
-    <w:tblPr>
-      <w:tblCellMar>
-        <w:top w:w="100.0" w:type="dxa"/>
-        <w:left w:w="100.0" w:type="dxa"/>
-        <w:bottom w:w="100.0" w:type="dxa"/>
-        <w:right w:w="100.0" w:type="dxa"/>
-      </w:tblCellMar>
-    </w:tblPr>
-  </w:style>
-  <w:style w:type="paragraph" w:styleId="Normal" w:default="1">
-    <w:name w:val="normal"/>
   </w:style>
   <w:style w:type="paragraph" w:styleId="Subtitle">
     <w:name w:val="Subtitle"/>
@@ -2230,7 +2338,7 @@
 
 <file path=customXML/item1.xml><?xml version="1.0" encoding="utf-8"?>
 <go:gDocsCustomXmlDataStorage xmlns:go="http://customooxmlschemas.google.com/" xmlns:r="http://schemas.openxmlformats.org/officeDocument/2006/relationships" uri="GoogleDocsCustomDataVersion2">
-  <go:docsCustomData xmlns:go="http://customooxmlschemas.google.com/" roundtripDataSignature="AMtx7mhQ0ZM2m3ZMeBffhxa0MzWZvDurnw==">CgMxLjA4AHIhMTdMNm14SGU5dTd2NTFLbzdCcHhma0dLbXNaZ3lGcTN2</go:docsCustomData>
+  <go:docsCustomData xmlns:go="http://customooxmlschemas.google.com/" roundtripDataSignature="AMtx7mhch0M0govhyJIdnf10vAuKL/7TwQ==">CgMxLjA4AHIhMUl0cUZ5UWxfX0hkVHF6YkVKQ0RSMUtEWFZtbVNnZGoy</go:docsCustomData>
 </go:gDocsCustomXmlDataStorage>
 </file>
 

--- a/x86/Design Document.docx
+++ b/x86/Design Document.docx
@@ -905,12 +905,12 @@
           <wp:inline distB="114300" distT="114300" distL="114300" distR="114300">
             <wp:extent cx="5595938" cy="3989696"/>
             <wp:effectExtent b="0" l="0" r="0" t="0"/>
-            <wp:docPr id="6" name="image3.png"/>
+            <wp:docPr id="6" name="image2.png"/>
             <a:graphic>
               <a:graphicData uri="http://schemas.openxmlformats.org/drawingml/2006/picture">
                 <pic:pic>
                   <pic:nvPicPr>
-                    <pic:cNvPr id="0" name="image3.png"/>
+                    <pic:cNvPr id="0" name="image2.png"/>
                     <pic:cNvPicPr preferRelativeResize="0"/>
                   </pic:nvPicPr>
                   <pic:blipFill>
@@ -1047,12 +1047,12 @@
           <wp:inline distB="114300" distT="114300" distL="114300" distR="114300">
             <wp:extent cx="5943600" cy="1739900"/>
             <wp:effectExtent b="0" l="0" r="0" t="0"/>
-            <wp:docPr id="5" name="image4.png"/>
+            <wp:docPr id="5" name="image1.png"/>
             <a:graphic>
               <a:graphicData uri="http://schemas.openxmlformats.org/drawingml/2006/picture">
                 <pic:pic>
                   <pic:nvPicPr>
-                    <pic:cNvPr id="0" name="image4.png"/>
+                    <pic:cNvPr id="0" name="image1.png"/>
                     <pic:cNvPicPr preferRelativeResize="0"/>
                   </pic:nvPicPr>
                   <pic:blipFill>
@@ -1216,12 +1216,12 @@
           <wp:inline distB="114300" distT="114300" distL="114300" distR="114300">
             <wp:extent cx="5943600" cy="2565400"/>
             <wp:effectExtent b="0" l="0" r="0" t="0"/>
-            <wp:docPr id="1" name="image1.png"/>
+            <wp:docPr id="1" name="image4.png"/>
             <a:graphic>
               <a:graphicData uri="http://schemas.openxmlformats.org/drawingml/2006/picture">
                 <pic:pic>
                   <pic:nvPicPr>
-                    <pic:cNvPr id="0" name="image1.png"/>
+                    <pic:cNvPr id="0" name="image4.png"/>
                     <pic:cNvPicPr preferRelativeResize="0"/>
                   </pic:nvPicPr>
                   <pic:blipFill>
@@ -1414,29 +1414,30 @@
           <w:szCs w:val="24"/>
           <w:rtl w:val="0"/>
         </w:rPr>
-        <w:t xml:space="preserve">Save the files into your computer for submission to CodeGrade as it does not get saved on your local files only in itself.</w:t>
-      </w:r>
-    </w:p>
-    <w:p>
-      <w:pPr>
-        <w:rPr>
-          <w:rFonts w:ascii="Times New Roman" w:cs="Times New Roman" w:eastAsia="Times New Roman" w:hAnsi="Times New Roman"/>
-          <w:sz w:val="24"/>
-          <w:szCs w:val="24"/>
-        </w:rPr>
-      </w:pPr>
-      <w:r>
-        <w:rPr>
-          <w:rtl w:val="0"/>
-        </w:rPr>
-      </w:r>
-    </w:p>
-    <w:p>
-      <w:pPr>
-        <w:rPr>
-          <w:rFonts w:ascii="Times New Roman" w:cs="Times New Roman" w:eastAsia="Times New Roman" w:hAnsi="Times New Roman"/>
-          <w:sz w:val="24"/>
-          <w:szCs w:val="24"/>
+        <w:t xml:space="preserve">Save the files into your computer for easier submission to CodeGrade. There is file persistence and they get saved to an autogenerated workspace folder in your machine. You can find it explicitly and that file autosaves or you can also download fresh.</w:t>
+      </w:r>
+    </w:p>
+    <w:p>
+      <w:pPr>
+        <w:rPr>
+          <w:rFonts w:ascii="Times New Roman" w:cs="Times New Roman" w:eastAsia="Times New Roman" w:hAnsi="Times New Roman"/>
+          <w:sz w:val="24"/>
+          <w:szCs w:val="24"/>
+        </w:rPr>
+      </w:pPr>
+      <w:r>
+        <w:rPr>
+          <w:rtl w:val="0"/>
+        </w:rPr>
+      </w:r>
+    </w:p>
+    <w:p>
+      <w:pPr>
+        <w:rPr>
+          <w:rFonts w:ascii="Times New Roman" w:cs="Times New Roman" w:eastAsia="Times New Roman" w:hAnsi="Times New Roman"/>
+          <w:sz w:val="24"/>
+          <w:szCs w:val="24"/>
+          <w:u w:val="single"/>
         </w:rPr>
       </w:pPr>
       <w:r>
@@ -1447,6 +1448,11 @@
           <w:rtl w:val="0"/>
         </w:rPr>
         <w:t xml:space="preserve">Happy Coding!</w:t>
+      </w:r>
+      <w:r>
+        <w:rPr>
+          <w:rtl w:val="0"/>
+        </w:rPr>
       </w:r>
     </w:p>
     <w:p>
@@ -1479,9 +1485,9 @@
         </w:rPr>
         <w:drawing>
           <wp:inline distB="114300" distT="114300" distL="114300" distR="114300">
-            <wp:extent cx="5943600" cy="3733800"/>
+            <wp:extent cx="5943600" cy="3721100"/>
             <wp:effectExtent b="0" l="0" r="0" t="0"/>
-            <wp:docPr id="3" name="image6.png"/>
+            <wp:docPr id="2" name="image6.png"/>
             <a:graphic>
               <a:graphicData uri="http://schemas.openxmlformats.org/drawingml/2006/picture">
                 <pic:pic>
@@ -1499,7 +1505,7 @@
                   <pic:spPr>
                     <a:xfrm>
                       <a:off x="0" y="0"/>
-                      <a:ext cx="5943600" cy="3733800"/>
+                      <a:ext cx="5943600" cy="3721100"/>
                     </a:xfrm>
                     <a:prstGeom prst="rect"/>
                     <a:ln/>
@@ -1671,101 +1677,92 @@
           <w:rFonts w:ascii="Times New Roman" w:cs="Times New Roman" w:eastAsia="Times New Roman" w:hAnsi="Times New Roman"/>
           <w:sz w:val="24"/>
           <w:szCs w:val="24"/>
+        </w:rPr>
+      </w:pPr>
+      <w:r>
+        <w:rPr>
+          <w:rFonts w:ascii="Times New Roman" w:cs="Times New Roman" w:eastAsia="Times New Roman" w:hAnsi="Times New Roman"/>
+          <w:sz w:val="24"/>
+          <w:szCs w:val="24"/>
           <w:u w:val="single"/>
-        </w:rPr>
-      </w:pPr>
-      <w:r>
-        <w:rPr>
-          <w:rtl w:val="0"/>
-        </w:rPr>
-      </w:r>
-    </w:p>
-    <w:p>
-      <w:pPr>
-        <w:rPr>
-          <w:rFonts w:ascii="Times New Roman" w:cs="Times New Roman" w:eastAsia="Times New Roman" w:hAnsi="Times New Roman"/>
-          <w:sz w:val="24"/>
-          <w:szCs w:val="24"/>
-        </w:rPr>
-      </w:pPr>
-      <w:r>
+          <w:rtl w:val="0"/>
+        </w:rPr>
+        <w:t xml:space="preserve">Step 6: Closing</w:t>
+      </w:r>
+      <w:r>
+        <w:rPr>
+          <w:rtl w:val="0"/>
+        </w:rPr>
+      </w:r>
+    </w:p>
+    <w:p>
+      <w:pPr>
+        <w:rPr>
+          <w:rFonts w:ascii="Times New Roman" w:cs="Times New Roman" w:eastAsia="Times New Roman" w:hAnsi="Times New Roman"/>
+          <w:sz w:val="24"/>
+          <w:szCs w:val="24"/>
+        </w:rPr>
+      </w:pPr>
+      <w:r>
+        <w:rPr>
+          <w:rtl w:val="0"/>
+        </w:rPr>
+      </w:r>
+    </w:p>
+    <w:p>
+      <w:pPr>
+        <w:rPr>
+          <w:rFonts w:ascii="Times New Roman" w:cs="Times New Roman" w:eastAsia="Times New Roman" w:hAnsi="Times New Roman"/>
+          <w:sz w:val="24"/>
+          <w:szCs w:val="24"/>
+        </w:rPr>
+      </w:pPr>
+      <w:r>
+        <w:rPr>
+          <w:rFonts w:ascii="Times New Roman" w:cs="Times New Roman" w:eastAsia="Times New Roman" w:hAnsi="Times New Roman"/>
+          <w:sz w:val="24"/>
+          <w:szCs w:val="24"/>
+          <w:rtl w:val="0"/>
+        </w:rPr>
+        <w:t xml:space="preserve">You can also close or start the container by this button to save resources.</w:t>
+      </w:r>
+    </w:p>
+    <w:p>
+      <w:pPr>
+        <w:rPr>
+          <w:rFonts w:ascii="Times New Roman" w:cs="Times New Roman" w:eastAsia="Times New Roman" w:hAnsi="Times New Roman"/>
+          <w:sz w:val="24"/>
+          <w:szCs w:val="24"/>
+        </w:rPr>
+      </w:pPr>
+      <w:r>
+        <w:rPr>
+          <w:rtl w:val="0"/>
+        </w:rPr>
+      </w:r>
+    </w:p>
+    <w:p>
+      <w:pPr>
         <w:rPr>
           <w:rFonts w:ascii="Times New Roman" w:cs="Times New Roman" w:eastAsia="Times New Roman" w:hAnsi="Times New Roman"/>
           <w:sz w:val="24"/>
           <w:szCs w:val="24"/>
           <w:u w:val="single"/>
-          <w:rtl w:val="0"/>
-        </w:rPr>
-        <w:t xml:space="preserve">Step 6: Closing</w:t>
-      </w:r>
-      <w:r>
-        <w:rPr>
-          <w:rtl w:val="0"/>
-        </w:rPr>
-      </w:r>
-    </w:p>
-    <w:p>
-      <w:pPr>
-        <w:rPr>
-          <w:rFonts w:ascii="Times New Roman" w:cs="Times New Roman" w:eastAsia="Times New Roman" w:hAnsi="Times New Roman"/>
-          <w:sz w:val="24"/>
-          <w:szCs w:val="24"/>
-        </w:rPr>
-      </w:pPr>
-      <w:r>
-        <w:rPr>
-          <w:rtl w:val="0"/>
-        </w:rPr>
-      </w:r>
-    </w:p>
-    <w:p>
-      <w:pPr>
-        <w:rPr>
-          <w:rFonts w:ascii="Times New Roman" w:cs="Times New Roman" w:eastAsia="Times New Roman" w:hAnsi="Times New Roman"/>
-          <w:sz w:val="24"/>
-          <w:szCs w:val="24"/>
-        </w:rPr>
-      </w:pPr>
-      <w:r>
-        <w:rPr>
-          <w:rFonts w:ascii="Times New Roman" w:cs="Times New Roman" w:eastAsia="Times New Roman" w:hAnsi="Times New Roman"/>
-          <w:sz w:val="24"/>
-          <w:szCs w:val="24"/>
-          <w:rtl w:val="0"/>
-        </w:rPr>
-        <w:t xml:space="preserve">You can also close or start the container by this button to save resources.</w:t>
-      </w:r>
-    </w:p>
-    <w:p>
-      <w:pPr>
-        <w:rPr>
-          <w:rFonts w:ascii="Times New Roman" w:cs="Times New Roman" w:eastAsia="Times New Roman" w:hAnsi="Times New Roman"/>
-          <w:sz w:val="24"/>
-          <w:szCs w:val="24"/>
-        </w:rPr>
-      </w:pPr>
-      <w:r>
-        <w:rPr>
-          <w:rtl w:val="0"/>
-        </w:rPr>
-      </w:r>
-    </w:p>
-    <w:p>
-      <w:pPr>
-        <w:rPr>
-          <w:rFonts w:ascii="Times New Roman" w:cs="Times New Roman" w:eastAsia="Times New Roman" w:hAnsi="Times New Roman"/>
-          <w:sz w:val="24"/>
-          <w:szCs w:val="24"/>
-        </w:rPr>
-      </w:pPr>
-      <w:r>
-        <w:rPr>
-          <w:rFonts w:ascii="Times New Roman" w:cs="Times New Roman" w:eastAsia="Times New Roman" w:hAnsi="Times New Roman"/>
-          <w:sz w:val="24"/>
-          <w:szCs w:val="24"/>
-          <w:rtl w:val="0"/>
-        </w:rPr>
-        <w:t xml:space="preserve">Check your files and they should be saved.</w:t>
+        </w:rPr>
+      </w:pPr>
+      <w:r>
+        <w:rPr>
+          <w:rFonts w:ascii="Times New Roman" w:cs="Times New Roman" w:eastAsia="Times New Roman" w:hAnsi="Times New Roman"/>
+          <w:sz w:val="24"/>
+          <w:szCs w:val="24"/>
+          <w:rtl w:val="0"/>
+        </w:rPr>
+        <w:t xml:space="preserve">Check your files and they should be saved. They are located in an autocreated workspace folder. For easier submission instead of finding the files, remember to explicitly download them from the webapp ide for submission to codegrade. Downloaded files do not autosave so save before submitting to CodeGrade.</w:t>
+      </w:r>
+      <w:r>
+        <w:rPr>
+          <w:rtl w:val="0"/>
+        </w:rPr>
       </w:r>
     </w:p>
     <w:p>
@@ -1800,12 +1797,12 @@
           <wp:inline distB="114300" distT="114300" distL="114300" distR="114300">
             <wp:extent cx="5943600" cy="2616200"/>
             <wp:effectExtent b="0" l="0" r="0" t="0"/>
-            <wp:docPr id="2" name="image2.png"/>
+            <wp:docPr id="3" name="image3.png"/>
             <a:graphic>
               <a:graphicData uri="http://schemas.openxmlformats.org/drawingml/2006/picture">
                 <pic:pic>
                   <pic:nvPicPr>
-                    <pic:cNvPr id="0" name="image2.png"/>
+                    <pic:cNvPr id="0" name="image3.png"/>
                     <pic:cNvPicPr preferRelativeResize="0"/>
                   </pic:nvPicPr>
                   <pic:blipFill>

--- a/x86/Design Document.docx
+++ b/x86/Design Document.docx
@@ -720,12 +720,12 @@
           <wp:inline distB="114300" distT="114300" distL="114300" distR="114300">
             <wp:extent cx="5386388" cy="4224425"/>
             <wp:effectExtent b="0" l="0" r="0" t="0"/>
-            <wp:docPr id="4" name="image5.png"/>
+            <wp:docPr id="2" name="image3.png"/>
             <a:graphic>
               <a:graphicData uri="http://schemas.openxmlformats.org/drawingml/2006/picture">
                 <pic:pic>
                   <pic:nvPicPr>
-                    <pic:cNvPr id="0" name="image5.png"/>
+                    <pic:cNvPr id="0" name="image3.png"/>
                     <pic:cNvPicPr preferRelativeResize="0"/>
                   </pic:nvPicPr>
                   <pic:blipFill>
@@ -905,12 +905,12 @@
           <wp:inline distB="114300" distT="114300" distL="114300" distR="114300">
             <wp:extent cx="5595938" cy="3989696"/>
             <wp:effectExtent b="0" l="0" r="0" t="0"/>
-            <wp:docPr id="6" name="image2.png"/>
+            <wp:docPr id="4" name="image4.png"/>
             <a:graphic>
               <a:graphicData uri="http://schemas.openxmlformats.org/drawingml/2006/picture">
                 <pic:pic>
                   <pic:nvPicPr>
-                    <pic:cNvPr id="0" name="image2.png"/>
+                    <pic:cNvPr id="0" name="image4.png"/>
                     <pic:cNvPicPr preferRelativeResize="0"/>
                   </pic:nvPicPr>
                   <pic:blipFill>
@@ -1047,12 +1047,12 @@
           <wp:inline distB="114300" distT="114300" distL="114300" distR="114300">
             <wp:extent cx="5943600" cy="1739900"/>
             <wp:effectExtent b="0" l="0" r="0" t="0"/>
-            <wp:docPr id="5" name="image1.png"/>
+            <wp:docPr id="3" name="image2.png"/>
             <a:graphic>
               <a:graphicData uri="http://schemas.openxmlformats.org/drawingml/2006/picture">
                 <pic:pic>
                   <pic:nvPicPr>
-                    <pic:cNvPr id="0" name="image1.png"/>
+                    <pic:cNvPr id="0" name="image2.png"/>
                     <pic:cNvPicPr preferRelativeResize="0"/>
                   </pic:nvPicPr>
                   <pic:blipFill>
@@ -1216,12 +1216,12 @@
           <wp:inline distB="114300" distT="114300" distL="114300" distR="114300">
             <wp:extent cx="5943600" cy="2565400"/>
             <wp:effectExtent b="0" l="0" r="0" t="0"/>
-            <wp:docPr id="1" name="image4.png"/>
+            <wp:docPr id="6" name="image1.png"/>
             <a:graphic>
               <a:graphicData uri="http://schemas.openxmlformats.org/drawingml/2006/picture">
                 <pic:pic>
                   <pic:nvPicPr>
-                    <pic:cNvPr id="0" name="image4.png"/>
+                    <pic:cNvPr id="0" name="image1.png"/>
                     <pic:cNvPicPr preferRelativeResize="0"/>
                   </pic:nvPicPr>
                   <pic:blipFill>
@@ -1485,19 +1485,19 @@
         </w:rPr>
         <w:drawing>
           <wp:inline distB="114300" distT="114300" distL="114300" distR="114300">
-            <wp:extent cx="5943600" cy="3721100"/>
+            <wp:extent cx="5943600" cy="3447083"/>
             <wp:effectExtent b="0" l="0" r="0" t="0"/>
-            <wp:docPr id="2" name="image6.png"/>
+            <wp:docPr id="5" name="image5.png"/>
             <a:graphic>
               <a:graphicData uri="http://schemas.openxmlformats.org/drawingml/2006/picture">
                 <pic:pic>
                   <pic:nvPicPr>
-                    <pic:cNvPr id="0" name="image6.png"/>
+                    <pic:cNvPr id="0" name="image5.png"/>
                     <pic:cNvPicPr preferRelativeResize="0"/>
                   </pic:nvPicPr>
                   <pic:blipFill>
                     <a:blip r:embed="rId16"/>
-                    <a:srcRect b="0" l="0" r="0" t="0"/>
+                    <a:srcRect b="0" l="0" r="0" t="7443"/>
                     <a:stretch>
                       <a:fillRect/>
                     </a:stretch>
@@ -1505,7 +1505,7 @@
                   <pic:spPr>
                     <a:xfrm>
                       <a:off x="0" y="0"/>
-                      <a:ext cx="5943600" cy="3721100"/>
+                      <a:ext cx="5943600" cy="3447083"/>
                     </a:xfrm>
                     <a:prstGeom prst="rect"/>
                     <a:ln/>
@@ -1677,6 +1677,24 @@
           <w:rFonts w:ascii="Times New Roman" w:cs="Times New Roman" w:eastAsia="Times New Roman" w:hAnsi="Times New Roman"/>
           <w:sz w:val="24"/>
           <w:szCs w:val="24"/>
+          <w:u w:val="single"/>
+        </w:rPr>
+      </w:pPr>
+      <w:r>
+        <w:br w:type="page"/>
+      </w:r>
+      <w:r>
+        <w:rPr>
+          <w:rtl w:val="0"/>
+        </w:rPr>
+      </w:r>
+    </w:p>
+    <w:p>
+      <w:pPr>
+        <w:rPr>
+          <w:rFonts w:ascii="Times New Roman" w:cs="Times New Roman" w:eastAsia="Times New Roman" w:hAnsi="Times New Roman"/>
+          <w:sz w:val="24"/>
+          <w:szCs w:val="24"/>
         </w:rPr>
       </w:pPr>
       <w:r>
@@ -1797,12 +1815,12 @@
           <wp:inline distB="114300" distT="114300" distL="114300" distR="114300">
             <wp:extent cx="5943600" cy="2616200"/>
             <wp:effectExtent b="0" l="0" r="0" t="0"/>
-            <wp:docPr id="3" name="image3.png"/>
+            <wp:docPr id="1" name="image6.png"/>
             <a:graphic>
               <a:graphicData uri="http://schemas.openxmlformats.org/drawingml/2006/picture">
                 <pic:pic>
                   <pic:nvPicPr>
-                    <pic:cNvPr id="0" name="image3.png"/>
+                    <pic:cNvPr id="0" name="image6.png"/>
                     <pic:cNvPicPr preferRelativeResize="0"/>
                   </pic:nvPicPr>
                   <pic:blipFill>
@@ -2335,7 +2353,7 @@
 
 <file path=customXML/item1.xml><?xml version="1.0" encoding="utf-8"?>
 <go:gDocsCustomXmlDataStorage xmlns:go="http://customooxmlschemas.google.com/" xmlns:r="http://schemas.openxmlformats.org/officeDocument/2006/relationships" uri="GoogleDocsCustomDataVersion2">
-  <go:docsCustomData xmlns:go="http://customooxmlschemas.google.com/" roundtripDataSignature="AMtx7mhch0M0govhyJIdnf10vAuKL/7TwQ==">CgMxLjA4AHIhMUl0cUZ5UWxfX0hkVHF6YkVKQ0RSMUtEWFZtbVNnZGoy</go:docsCustomData>
+  <go:docsCustomData xmlns:go="http://customooxmlschemas.google.com/" roundtripDataSignature="AMtx7mjtSfyX+vMUG6E8LdxR6Y/fDHZITA==">CgMxLjA4AHIhMTRTUlNhU0d5SG1UVnpJT2dNd2F2cTV1WFlvNC1XVnl2</go:docsCustomData>
 </go:gDocsCustomXmlDataStorage>
 </file>
 

--- a/x86/Design Document.docx
+++ b/x86/Design Document.docx
@@ -720,12 +720,12 @@
           <wp:inline distB="114300" distT="114300" distL="114300" distR="114300">
             <wp:extent cx="5386388" cy="4224425"/>
             <wp:effectExtent b="0" l="0" r="0" t="0"/>
-            <wp:docPr id="2" name="image3.png"/>
+            <wp:docPr id="3" name="image5.png"/>
             <a:graphic>
               <a:graphicData uri="http://schemas.openxmlformats.org/drawingml/2006/picture">
                 <pic:pic>
                   <pic:nvPicPr>
-                    <pic:cNvPr id="0" name="image3.png"/>
+                    <pic:cNvPr id="0" name="image5.png"/>
                     <pic:cNvPicPr preferRelativeResize="0"/>
                   </pic:nvPicPr>
                   <pic:blipFill>
@@ -905,12 +905,12 @@
           <wp:inline distB="114300" distT="114300" distL="114300" distR="114300">
             <wp:extent cx="5595938" cy="3989696"/>
             <wp:effectExtent b="0" l="0" r="0" t="0"/>
-            <wp:docPr id="4" name="image4.png"/>
+            <wp:docPr id="5" name="image1.png"/>
             <a:graphic>
               <a:graphicData uri="http://schemas.openxmlformats.org/drawingml/2006/picture">
                 <pic:pic>
                   <pic:nvPicPr>
-                    <pic:cNvPr id="0" name="image4.png"/>
+                    <pic:cNvPr id="0" name="image1.png"/>
                     <pic:cNvPicPr preferRelativeResize="0"/>
                   </pic:nvPicPr>
                   <pic:blipFill>
@@ -1047,12 +1047,12 @@
           <wp:inline distB="114300" distT="114300" distL="114300" distR="114300">
             <wp:extent cx="5943600" cy="1739900"/>
             <wp:effectExtent b="0" l="0" r="0" t="0"/>
-            <wp:docPr id="3" name="image2.png"/>
+            <wp:docPr id="4" name="image3.png"/>
             <a:graphic>
               <a:graphicData uri="http://schemas.openxmlformats.org/drawingml/2006/picture">
                 <pic:pic>
                   <pic:nvPicPr>
-                    <pic:cNvPr id="0" name="image2.png"/>
+                    <pic:cNvPr id="0" name="image3.png"/>
                     <pic:cNvPicPr preferRelativeResize="0"/>
                   </pic:nvPicPr>
                   <pic:blipFill>
@@ -1216,12 +1216,12 @@
           <wp:inline distB="114300" distT="114300" distL="114300" distR="114300">
             <wp:extent cx="5943600" cy="2565400"/>
             <wp:effectExtent b="0" l="0" r="0" t="0"/>
-            <wp:docPr id="6" name="image1.png"/>
+            <wp:docPr id="6" name="image2.png"/>
             <a:graphic>
               <a:graphicData uri="http://schemas.openxmlformats.org/drawingml/2006/picture">
                 <pic:pic>
                   <pic:nvPicPr>
-                    <pic:cNvPr id="0" name="image1.png"/>
+                    <pic:cNvPr id="0" name="image2.png"/>
                     <pic:cNvPicPr preferRelativeResize="0"/>
                   </pic:nvPicPr>
                   <pic:blipFill>
@@ -1479,25 +1479,39 @@
       </w:pPr>
       <w:r>
         <w:rPr>
+          <w:rtl w:val="0"/>
+        </w:rPr>
+      </w:r>
+    </w:p>
+    <w:p>
+      <w:pPr>
+        <w:rPr>
+          <w:rFonts w:ascii="Times New Roman" w:cs="Times New Roman" w:eastAsia="Times New Roman" w:hAnsi="Times New Roman"/>
+          <w:sz w:val="24"/>
+          <w:szCs w:val="24"/>
+        </w:rPr>
+      </w:pPr>
+      <w:r>
+        <w:rPr>
           <w:rFonts w:ascii="Times New Roman" w:cs="Times New Roman" w:eastAsia="Times New Roman" w:hAnsi="Times New Roman"/>
           <w:sz w:val="24"/>
           <w:szCs w:val="24"/>
         </w:rPr>
         <w:drawing>
           <wp:inline distB="114300" distT="114300" distL="114300" distR="114300">
-            <wp:extent cx="5943600" cy="3447083"/>
+            <wp:extent cx="5943600" cy="3454400"/>
             <wp:effectExtent b="0" l="0" r="0" t="0"/>
-            <wp:docPr id="5" name="image5.png"/>
+            <wp:docPr id="2" name="image6.png"/>
             <a:graphic>
               <a:graphicData uri="http://schemas.openxmlformats.org/drawingml/2006/picture">
                 <pic:pic>
                   <pic:nvPicPr>
-                    <pic:cNvPr id="0" name="image5.png"/>
+                    <pic:cNvPr id="0" name="image6.png"/>
                     <pic:cNvPicPr preferRelativeResize="0"/>
                   </pic:nvPicPr>
                   <pic:blipFill>
                     <a:blip r:embed="rId16"/>
-                    <a:srcRect b="0" l="0" r="0" t="7443"/>
+                    <a:srcRect b="0" l="0" r="0" t="0"/>
                     <a:stretch>
                       <a:fillRect/>
                     </a:stretch>
@@ -1505,7 +1519,7 @@
                   <pic:spPr>
                     <a:xfrm>
                       <a:off x="0" y="0"/>
-                      <a:ext cx="5943600" cy="3447083"/>
+                      <a:ext cx="5943600" cy="3454400"/>
                     </a:xfrm>
                     <a:prstGeom prst="rect"/>
                     <a:ln/>
@@ -1528,20 +1542,6 @@
           <w:rFonts w:ascii="Times New Roman" w:cs="Times New Roman" w:eastAsia="Times New Roman" w:hAnsi="Times New Roman"/>
           <w:sz w:val="24"/>
           <w:szCs w:val="24"/>
-        </w:rPr>
-      </w:pPr>
-      <w:r>
-        <w:rPr>
-          <w:rtl w:val="0"/>
-        </w:rPr>
-      </w:r>
-    </w:p>
-    <w:p>
-      <w:pPr>
-        <w:rPr>
-          <w:rFonts w:ascii="Times New Roman" w:cs="Times New Roman" w:eastAsia="Times New Roman" w:hAnsi="Times New Roman"/>
-          <w:sz w:val="24"/>
-          <w:szCs w:val="24"/>
           <w:u w:val="single"/>
         </w:rPr>
       </w:pPr>
@@ -1815,12 +1815,12 @@
           <wp:inline distB="114300" distT="114300" distL="114300" distR="114300">
             <wp:extent cx="5943600" cy="2616200"/>
             <wp:effectExtent b="0" l="0" r="0" t="0"/>
-            <wp:docPr id="1" name="image6.png"/>
+            <wp:docPr id="1" name="image4.png"/>
             <a:graphic>
               <a:graphicData uri="http://schemas.openxmlformats.org/drawingml/2006/picture">
                 <pic:pic>
                   <pic:nvPicPr>
-                    <pic:cNvPr id="0" name="image6.png"/>
+                    <pic:cNvPr id="0" name="image4.png"/>
                     <pic:cNvPicPr preferRelativeResize="0"/>
                   </pic:nvPicPr>
                   <pic:blipFill>

--- a/x86/Design Document.docx
+++ b/x86/Design Document.docx
@@ -720,12 +720,12 @@
           <wp:inline distB="114300" distT="114300" distL="114300" distR="114300">
             <wp:extent cx="5386388" cy="4224425"/>
             <wp:effectExtent b="0" l="0" r="0" t="0"/>
-            <wp:docPr id="3" name="image5.png"/>
+            <wp:docPr id="2" name="image3.png"/>
             <a:graphic>
               <a:graphicData uri="http://schemas.openxmlformats.org/drawingml/2006/picture">
                 <pic:pic>
                   <pic:nvPicPr>
-                    <pic:cNvPr id="0" name="image5.png"/>
+                    <pic:cNvPr id="0" name="image3.png"/>
                     <pic:cNvPicPr preferRelativeResize="0"/>
                   </pic:nvPicPr>
                   <pic:blipFill>
@@ -905,12 +905,12 @@
           <wp:inline distB="114300" distT="114300" distL="114300" distR="114300">
             <wp:extent cx="5595938" cy="3989696"/>
             <wp:effectExtent b="0" l="0" r="0" t="0"/>
-            <wp:docPr id="5" name="image1.png"/>
+            <wp:docPr id="4" name="image5.png"/>
             <a:graphic>
               <a:graphicData uri="http://schemas.openxmlformats.org/drawingml/2006/picture">
                 <pic:pic>
                   <pic:nvPicPr>
-                    <pic:cNvPr id="0" name="image1.png"/>
+                    <pic:cNvPr id="0" name="image5.png"/>
                     <pic:cNvPicPr preferRelativeResize="0"/>
                   </pic:nvPicPr>
                   <pic:blipFill>
@@ -960,6 +960,24 @@
           <w:rFonts w:ascii="Times New Roman" w:cs="Times New Roman" w:eastAsia="Times New Roman" w:hAnsi="Times New Roman"/>
           <w:sz w:val="24"/>
           <w:szCs w:val="24"/>
+          <w:u w:val="single"/>
+        </w:rPr>
+      </w:pPr>
+      <w:r>
+        <w:br w:type="page"/>
+      </w:r>
+      <w:r>
+        <w:rPr>
+          <w:rtl w:val="0"/>
+        </w:rPr>
+      </w:r>
+    </w:p>
+    <w:p>
+      <w:pPr>
+        <w:rPr>
+          <w:rFonts w:ascii="Times New Roman" w:cs="Times New Roman" w:eastAsia="Times New Roman" w:hAnsi="Times New Roman"/>
+          <w:sz w:val="24"/>
+          <w:szCs w:val="24"/>
         </w:rPr>
       </w:pPr>
       <w:r>
@@ -1027,6 +1045,88 @@
         </w:rPr>
         <w:br w:type="textWrapping"/>
         <w:t xml:space="preserve">docker run -it --platform linux/amd64 --name unlv-x86-ide -p 127.0.0.1:8218:8080 -v "$HOME/UNLV/x86-workspace:/home/coder/workspace" seancnc/unlv-x86-ide</w:t>
+      </w:r>
+    </w:p>
+    <w:p>
+      <w:pPr>
+        <w:rPr>
+          <w:rFonts w:ascii="Times New Roman" w:cs="Times New Roman" w:eastAsia="Times New Roman" w:hAnsi="Times New Roman"/>
+          <w:sz w:val="24"/>
+          <w:szCs w:val="24"/>
+        </w:rPr>
+      </w:pPr>
+      <w:r>
+        <w:rPr>
+          <w:rtl w:val="0"/>
+        </w:rPr>
+      </w:r>
+    </w:p>
+    <w:p>
+      <w:pPr>
+        <w:rPr>
+          <w:rFonts w:ascii="Times New Roman" w:cs="Times New Roman" w:eastAsia="Times New Roman" w:hAnsi="Times New Roman"/>
+          <w:sz w:val="24"/>
+          <w:szCs w:val="24"/>
+        </w:rPr>
+      </w:pPr>
+      <w:r>
+        <w:rPr>
+          <w:rFonts w:ascii="Times New Roman" w:cs="Times New Roman" w:eastAsia="Times New Roman" w:hAnsi="Times New Roman"/>
+          <w:sz w:val="24"/>
+          <w:szCs w:val="24"/>
+          <w:rtl w:val="0"/>
+        </w:rPr>
+        <w:t xml:space="preserve">Optional tag for weaker machines to cap resources = configure memory and cpus</w:t>
+      </w:r>
+    </w:p>
+    <w:p>
+      <w:pPr>
+        <w:rPr>
+          <w:rFonts w:ascii="Times New Roman" w:cs="Times New Roman" w:eastAsia="Times New Roman" w:hAnsi="Times New Roman"/>
+          <w:sz w:val="24"/>
+          <w:szCs w:val="24"/>
+        </w:rPr>
+      </w:pPr>
+      <w:r>
+        <w:rPr>
+          <w:rFonts w:ascii="Times New Roman" w:cs="Times New Roman" w:eastAsia="Times New Roman" w:hAnsi="Times New Roman"/>
+          <w:sz w:val="24"/>
+          <w:szCs w:val="24"/>
+          <w:rtl w:val="0"/>
+        </w:rPr>
+        <w:t xml:space="preserve">(note if performance is bad, you must delete only the container and re-run the command above)</w:t>
+      </w:r>
+    </w:p>
+    <w:p>
+      <w:pPr>
+        <w:rPr>
+          <w:rFonts w:ascii="Times New Roman" w:cs="Times New Roman" w:eastAsia="Times New Roman" w:hAnsi="Times New Roman"/>
+          <w:sz w:val="24"/>
+          <w:szCs w:val="24"/>
+        </w:rPr>
+      </w:pPr>
+      <w:r>
+        <w:rPr>
+          <w:rtl w:val="0"/>
+        </w:rPr>
+      </w:r>
+    </w:p>
+    <w:p>
+      <w:pPr>
+        <w:rPr>
+          <w:rFonts w:ascii="Times New Roman" w:cs="Times New Roman" w:eastAsia="Times New Roman" w:hAnsi="Times New Roman"/>
+          <w:sz w:val="24"/>
+          <w:szCs w:val="24"/>
+        </w:rPr>
+      </w:pPr>
+      <w:r>
+        <w:rPr>
+          <w:rFonts w:ascii="Times New Roman" w:cs="Times New Roman" w:eastAsia="Times New Roman" w:hAnsi="Times New Roman"/>
+          <w:sz w:val="24"/>
+          <w:szCs w:val="24"/>
+          <w:rtl w:val="0"/>
+        </w:rPr>
+        <w:t xml:space="preserve">docker run -it --memory=2g --cpus=2 --platform linux/amd64 --name unlv-x86-ide -p 127.0.0.1:8218:8080 -v "$HOME/UNLV/x86-workspace:/home/coder/workspace" seancnc/unlv-x86-ide</w:t>
       </w:r>
     </w:p>
     <w:p>
@@ -1047,12 +1147,12 @@
           <wp:inline distB="114300" distT="114300" distL="114300" distR="114300">
             <wp:extent cx="5943600" cy="1739900"/>
             <wp:effectExtent b="0" l="0" r="0" t="0"/>
-            <wp:docPr id="4" name="image3.png"/>
+            <wp:docPr id="3" name="image1.png"/>
             <a:graphic>
               <a:graphicData uri="http://schemas.openxmlformats.org/drawingml/2006/picture">
                 <pic:pic>
                   <pic:nvPicPr>
-                    <pic:cNvPr id="0" name="image3.png"/>
+                    <pic:cNvPr id="0" name="image1.png"/>
                     <pic:cNvPicPr preferRelativeResize="0"/>
                   </pic:nvPicPr>
                   <pic:blipFill>
@@ -1090,6 +1190,24 @@
           <w:szCs w:val="24"/>
         </w:rPr>
       </w:pPr>
+      <w:r>
+        <w:rPr>
+          <w:rtl w:val="0"/>
+        </w:rPr>
+      </w:r>
+    </w:p>
+    <w:p>
+      <w:pPr>
+        <w:rPr>
+          <w:rFonts w:ascii="Times New Roman" w:cs="Times New Roman" w:eastAsia="Times New Roman" w:hAnsi="Times New Roman"/>
+          <w:sz w:val="24"/>
+          <w:szCs w:val="24"/>
+          <w:u w:val="single"/>
+        </w:rPr>
+      </w:pPr>
+      <w:r>
+        <w:br w:type="page"/>
+      </w:r>
       <w:r>
         <w:rPr>
           <w:rtl w:val="0"/>
@@ -1501,7 +1619,7 @@
           <wp:inline distB="114300" distT="114300" distL="114300" distR="114300">
             <wp:extent cx="5943600" cy="3454400"/>
             <wp:effectExtent b="0" l="0" r="0" t="0"/>
-            <wp:docPr id="2" name="image6.png"/>
+            <wp:docPr id="5" name="image6.png"/>
             <a:graphic>
               <a:graphicData uri="http://schemas.openxmlformats.org/drawingml/2006/picture">
                 <pic:pic>
@@ -2353,7 +2471,7 @@
 
 <file path=customXML/item1.xml><?xml version="1.0" encoding="utf-8"?>
 <go:gDocsCustomXmlDataStorage xmlns:go="http://customooxmlschemas.google.com/" xmlns:r="http://schemas.openxmlformats.org/officeDocument/2006/relationships" uri="GoogleDocsCustomDataVersion2">
-  <go:docsCustomData xmlns:go="http://customooxmlschemas.google.com/" roundtripDataSignature="AMtx7mjtSfyX+vMUG6E8LdxR6Y/fDHZITA==">CgMxLjA4AHIhMTRTUlNhU0d5SG1UVnpJT2dNd2F2cTV1WFlvNC1XVnl2</go:docsCustomData>
+  <go:docsCustomData xmlns:go="http://customooxmlschemas.google.com/" roundtripDataSignature="AMtx7miAuFpylwVAiujY0icPJkPiA0ySlg==">CgMxLjA4AHIhMUdYWmtrWFJWOUpWenY1djc2N0VJRnBmWmt3cldidHQ4</go:docsCustomData>
 </go:gDocsCustomXmlDataStorage>
 </file>
 

--- a/x86/Design Document.docx
+++ b/x86/Design Document.docx
@@ -192,26 +192,44 @@
       </w:pPr>
       <w:r>
         <w:rPr>
-          <w:rtl w:val="0"/>
-        </w:rPr>
-      </w:r>
-    </w:p>
-    <w:p>
-      <w:pPr>
-        <w:rPr>
-          <w:rFonts w:ascii="Times New Roman" w:cs="Times New Roman" w:eastAsia="Times New Roman" w:hAnsi="Times New Roman"/>
-          <w:sz w:val="24"/>
-          <w:szCs w:val="24"/>
-        </w:rPr>
-      </w:pPr>
-      <w:r>
-        <w:rPr>
           <w:rFonts w:ascii="Times New Roman" w:cs="Times New Roman" w:eastAsia="Times New Roman" w:hAnsi="Times New Roman"/>
           <w:sz w:val="24"/>
           <w:szCs w:val="24"/>
           <w:rtl w:val="0"/>
         </w:rPr>
         <w:t xml:space="preserve">While for the purposes of this course, this IDE would work, students should also explore on their own regarding IDE setup.</w:t>
+      </w:r>
+    </w:p>
+    <w:p>
+      <w:pPr>
+        <w:rPr>
+          <w:rFonts w:ascii="Times New Roman" w:cs="Times New Roman" w:eastAsia="Times New Roman" w:hAnsi="Times New Roman"/>
+          <w:sz w:val="24"/>
+          <w:szCs w:val="24"/>
+        </w:rPr>
+      </w:pPr>
+      <w:r>
+        <w:rPr>
+          <w:rtl w:val="0"/>
+        </w:rPr>
+      </w:r>
+    </w:p>
+    <w:p>
+      <w:pPr>
+        <w:rPr>
+          <w:rFonts w:ascii="Times New Roman" w:cs="Times New Roman" w:eastAsia="Times New Roman" w:hAnsi="Times New Roman"/>
+          <w:sz w:val="24"/>
+          <w:szCs w:val="24"/>
+        </w:rPr>
+      </w:pPr>
+      <w:r>
+        <w:rPr>
+          <w:rFonts w:ascii="Times New Roman" w:cs="Times New Roman" w:eastAsia="Times New Roman" w:hAnsi="Times New Roman"/>
+          <w:sz w:val="24"/>
+          <w:szCs w:val="24"/>
+          <w:rtl w:val="0"/>
+        </w:rPr>
+        <w:t xml:space="preserve">Additionally, there are known issues regarding the GDB debugger and its outputs in M-series macs. Code still compiles and outputs cleanly, but be wary when using GDB</w:t>
       </w:r>
     </w:p>
     <w:p>
@@ -377,20 +395,6 @@
           <w:rtl w:val="0"/>
         </w:rPr>
         <w:t xml:space="preserve"> You can simply download Docker to your respective machine and run the program! Happy Coding!</w:t>
-      </w:r>
-    </w:p>
-    <w:p>
-      <w:pPr>
-        <w:rPr>
-          <w:rFonts w:ascii="Times New Roman" w:cs="Times New Roman" w:eastAsia="Times New Roman" w:hAnsi="Times New Roman"/>
-          <w:sz w:val="24"/>
-          <w:szCs w:val="24"/>
-        </w:rPr>
-      </w:pPr>
-      <w:r>
-        <w:rPr>
-          <w:rtl w:val="0"/>
-        </w:rPr>
       </w:r>
     </w:p>
     <w:p>
@@ -535,20 +539,6 @@
       <w:pPr>
         <w:rPr>
           <w:rFonts w:ascii="Times New Roman" w:cs="Times New Roman" w:eastAsia="Times New Roman" w:hAnsi="Times New Roman"/>
-          <w:sz w:val="24"/>
-          <w:szCs w:val="24"/>
-        </w:rPr>
-      </w:pPr>
-      <w:r>
-        <w:rPr>
-          <w:rtl w:val="0"/>
-        </w:rPr>
-      </w:r>
-    </w:p>
-    <w:p>
-      <w:pPr>
-        <w:rPr>
-          <w:rFonts w:ascii="Times New Roman" w:cs="Times New Roman" w:eastAsia="Times New Roman" w:hAnsi="Times New Roman"/>
           <w:b w:val="1"/>
           <w:bCs w:val="1"/>
           <w:sz w:val="24"/>
@@ -720,12 +710,12 @@
           <wp:inline distB="114300" distT="114300" distL="114300" distR="114300">
             <wp:extent cx="5386388" cy="4224425"/>
             <wp:effectExtent b="0" l="0" r="0" t="0"/>
-            <wp:docPr id="2" name="image3.png"/>
+            <wp:docPr id="2" name="image4.png"/>
             <a:graphic>
               <a:graphicData uri="http://schemas.openxmlformats.org/drawingml/2006/picture">
                 <pic:pic>
                   <pic:nvPicPr>
-                    <pic:cNvPr id="0" name="image3.png"/>
+                    <pic:cNvPr id="0" name="image4.png"/>
                     <pic:cNvPicPr preferRelativeResize="0"/>
                   </pic:nvPicPr>
                   <pic:blipFill>
@@ -905,12 +895,12 @@
           <wp:inline distB="114300" distT="114300" distL="114300" distR="114300">
             <wp:extent cx="5595938" cy="3989696"/>
             <wp:effectExtent b="0" l="0" r="0" t="0"/>
-            <wp:docPr id="4" name="image5.png"/>
+            <wp:docPr id="4" name="image1.png"/>
             <a:graphic>
               <a:graphicData uri="http://schemas.openxmlformats.org/drawingml/2006/picture">
                 <pic:pic>
                   <pic:nvPicPr>
-                    <pic:cNvPr id="0" name="image5.png"/>
+                    <pic:cNvPr id="0" name="image1.png"/>
                     <pic:cNvPicPr preferRelativeResize="0"/>
                   </pic:nvPicPr>
                   <pic:blipFill>
@@ -1147,12 +1137,12 @@
           <wp:inline distB="114300" distT="114300" distL="114300" distR="114300">
             <wp:extent cx="5943600" cy="1739900"/>
             <wp:effectExtent b="0" l="0" r="0" t="0"/>
-            <wp:docPr id="3" name="image1.png"/>
+            <wp:docPr id="3" name="image2.png"/>
             <a:graphic>
               <a:graphicData uri="http://schemas.openxmlformats.org/drawingml/2006/picture">
                 <pic:pic>
                   <pic:nvPicPr>
-                    <pic:cNvPr id="0" name="image1.png"/>
+                    <pic:cNvPr id="0" name="image2.png"/>
                     <pic:cNvPicPr preferRelativeResize="0"/>
                   </pic:nvPicPr>
                   <pic:blipFill>
@@ -1334,12 +1324,12 @@
           <wp:inline distB="114300" distT="114300" distL="114300" distR="114300">
             <wp:extent cx="5943600" cy="2565400"/>
             <wp:effectExtent b="0" l="0" r="0" t="0"/>
-            <wp:docPr id="6" name="image2.png"/>
+            <wp:docPr id="6" name="image3.png"/>
             <a:graphic>
               <a:graphicData uri="http://schemas.openxmlformats.org/drawingml/2006/picture">
                 <pic:pic>
                   <pic:nvPicPr>
-                    <pic:cNvPr id="0" name="image2.png"/>
+                    <pic:cNvPr id="0" name="image3.png"/>
                     <pic:cNvPicPr preferRelativeResize="0"/>
                   </pic:nvPicPr>
                   <pic:blipFill>
@@ -1933,12 +1923,12 @@
           <wp:inline distB="114300" distT="114300" distL="114300" distR="114300">
             <wp:extent cx="5943600" cy="2616200"/>
             <wp:effectExtent b="0" l="0" r="0" t="0"/>
-            <wp:docPr id="1" name="image4.png"/>
+            <wp:docPr id="1" name="image5.png"/>
             <a:graphic>
               <a:graphicData uri="http://schemas.openxmlformats.org/drawingml/2006/picture">
                 <pic:pic>
                   <pic:nvPicPr>
-                    <pic:cNvPr id="0" name="image4.png"/>
+                    <pic:cNvPr id="0" name="image5.png"/>
                     <pic:cNvPicPr preferRelativeResize="0"/>
                   </pic:nvPicPr>
                   <pic:blipFill>
